--- a/L_16/Звіт 16 Ю. Мардинавка.docx
+++ b/L_16/Звіт 16 Ю. Мардинавка.docx
@@ -662,6 +662,14 @@
           <w:szCs w:val="28"/>
         </w:rPr>
       </w:r>
+      <w:r>
+        <w:rPr>
+          <w:rFonts w:ascii="Times New Roman" w:hAnsi="Times New Roman" w:cs="Times New Roman"/>
+          <w:sz w:val="28"/>
+          <w:szCs w:val="28"/>
+          <w:highlight w:val="none"/>
+        </w:rPr>
+      </w:r>
     </w:p>
     <w:p>
       <w:pPr>
@@ -764,7 +772,6 @@
           <w:rFonts w:ascii="Times New Roman" w:hAnsi="Times New Roman" w:cs="Times New Roman"/>
           <w:sz w:val="28"/>
           <w:szCs w:val="28"/>
-          <w:highlight w:val="none"/>
         </w:rPr>
       </w:r>
     </w:p>
@@ -1204,12 +1211,8 @@
       </w:r>
       <w:r>
         <w:rPr>
-          <w:rFonts w:ascii="Times New Roman" w:hAnsi="Times New Roman" w:cs="Times New Roman"/>
           <w:b/>
           <w:bCs/>
-          <w:sz w:val="28"/>
-          <w:szCs w:val="28"/>
-          <w:highlight w:val="none"/>
         </w:rPr>
       </w:r>
     </w:p>
@@ -1237,9 +1240,15 @@
       </w:r>
       <w:r>
         <w:rPr>
+          <w:rFonts w:ascii="Times New Roman" w:hAnsi="Times New Roman" w:cs="Times New Roman"/>
           <w:b/>
           <w:bCs/>
+          <w:sz w:val="28"/>
+          <w:szCs w:val="28"/>
+          <w:highlight w:val="none"/>
+          <w:lang w:val="en-US"/>
         </w:rPr>
+        <w:t xml:space="preserve"> </w:t>
       </w:r>
       <w:r>
         <w:rPr>
@@ -1248,6 +1257,52 @@
           <w:bCs/>
           <w:sz w:val="28"/>
           <w:szCs w:val="28"/>
+          <w:highlight w:val="none"/>
+          <w:lang w:val="en-US"/>
+        </w:rPr>
+      </w:r>
+      <w:hyperlink r:id="rId13" w:tooltip="https://github.com/Julian9229/cpp_lab/tree/main/L_16" w:history="1">
+        <w:r>
+          <w:rPr>
+            <w:rStyle w:val="899"/>
+            <w:rFonts w:ascii="Times New Roman" w:hAnsi="Times New Roman" w:cs="Times New Roman"/>
+            <w:b/>
+            <w:bCs/>
+            <w:sz w:val="28"/>
+            <w:szCs w:val="28"/>
+            <w:highlight w:val="none"/>
+            <w:lang w:val="en-US"/>
+          </w:rPr>
+          <w:t xml:space="preserve">https://github.com/Julian9229/cpp_lab/tree/main/L_16</w:t>
+        </w:r>
+        <w:r>
+          <w:rPr>
+            <w:rStyle w:val="899"/>
+            <w:rFonts w:ascii="Times New Roman" w:hAnsi="Times New Roman" w:cs="Times New Roman"/>
+            <w:b/>
+            <w:bCs/>
+            <w:sz w:val="28"/>
+            <w:szCs w:val="28"/>
+            <w:highlight w:val="none"/>
+            <w:lang w:val="en-US"/>
+          </w:rPr>
+        </w:r>
+      </w:hyperlink>
+      <w:r>
+        <w:rPr>
+          <w:rFonts w:ascii="Times New Roman" w:hAnsi="Times New Roman" w:cs="Times New Roman"/>
+          <w:b/>
+          <w:bCs/>
+          <w:sz w:val="28"/>
+          <w:szCs w:val="28"/>
+          <w:highlight w:val="none"/>
+          <w:lang w:val="en-US"/>
+        </w:rPr>
+      </w:r>
+      <w:r>
+        <w:rPr>
+          <w:b/>
+          <w:bCs/>
           <w:highlight w:val="none"/>
         </w:rPr>
       </w:r>
@@ -1282,8 +1337,11 @@
       </w:r>
       <w:r>
         <w:rPr>
+          <w:rFonts w:ascii="Times New Roman" w:hAnsi="Times New Roman" w:cs="Times New Roman"/>
           <w:b/>
           <w:bCs/>
+          <w:sz w:val="28"/>
+          <w:szCs w:val="28"/>
           <w:highlight w:val="none"/>
         </w:rPr>
       </w:r>
@@ -1329,7 +1387,6 @@
         <w:ind/>
         <w:rPr/>
       </w:pPr>
-      <w:r/>
       <w:r>
         <mc:AlternateContent>
           <mc:Choice Requires="wpg">
@@ -1352,7 +1409,7 @@
                         <pic:nvPr/>
                       </pic:nvPicPr>
                       <pic:blipFill rotWithShape="1">
-                        <a:blip r:embed="rId13"/>
+                        <a:blip r:embed="rId14"/>
                         <a:stretch/>
                       </pic:blipFill>
                       <pic:spPr bwMode="auto">
@@ -1392,14 +1449,13 @@
                 <o:lock v:ext="edit" aspectratio="t"/>
               </v:shapetype>
               <v:shape id="_x0000_i2" o:spid="_x0000_s2" type="#_x0000_t75" style="width:481.95pt;height:536.78pt;mso-wrap-distance-left:0.00pt;mso-wrap-distance-top:0.00pt;mso-wrap-distance-right:0.00pt;mso-wrap-distance-bottom:0.00pt;z-index:1;" stroked="false">
-                <v:imagedata r:id="rId13" o:title=""/>
+                <v:imagedata r:id="rId14" o:title=""/>
                 <o:lock v:ext="edit" rotation="t"/>
               </v:shape>
             </w:pict>
           </mc:Fallback>
         </mc:AlternateContent>
       </w:r>
-      <w:r/>
       <w:r/>
     </w:p>
     <w:p>
@@ -1467,7 +1523,6 @@
         </w:rPr>
         <w:t xml:space="preserve"> опрацював семантику переміщення C++11 і правило п’яти на прикладі Television (варіант «Телевізор»). Створив конструктор із виділенням пам’яті, деструктор, конструктор та оператор глибокого копіювання, а також конструктор і оператор переміщення з noexcept.</w:t>
       </w:r>
-      <w:r/>
       <w:r>
         <w:rPr>
           <w:rFonts w:ascii="Times New Roman" w:hAnsi="Times New Roman" w:cs="Times New Roman"/>
@@ -1478,7 +1533,6 @@
           <w:highlight w:val="none"/>
         </w:rPr>
       </w:r>
-      <w:r/>
       <w:r/>
     </w:p>
     <w:p>
@@ -1521,7 +1575,6 @@
           <w:highlight w:val="none"/>
         </w:rPr>
       </w:r>
-      <w:r/>
       <w:r/>
     </w:p>
     <w:sectPr>
